--- a/Vakken/Creatief & ondernemend/Event entrepreneurship/Notes.docx
+++ b/Vakken/Creatief & ondernemend/Event entrepreneurship/Notes.docx
@@ -5,28 +5,16 @@
     <w:p>
       <w:pPr>
         <w:pStyle w:val="Title"/>
-        <w:rPr>
-          <w:lang w:val="en-GB"/>
-        </w:rPr>
-      </w:pPr>
-      <w:r>
-        <w:rPr>
-          <w:lang w:val="en-GB"/>
-        </w:rPr>
+      </w:pPr>
+      <w:r>
         <w:t>Event entrepreneurship</w:t>
       </w:r>
     </w:p>
     <w:p>
       <w:pPr>
         <w:pStyle w:val="Heading2"/>
-        <w:rPr>
-          <w:lang w:val="en-GB"/>
-        </w:rPr>
-      </w:pPr>
-      <w:r>
-        <w:rPr>
-          <w:lang w:val="en-GB"/>
-        </w:rPr>
+      </w:pPr>
+      <w:r>
         <w:t>Sessie 1:</w:t>
       </w:r>
     </w:p>
@@ -982,27 +970,9 @@
     <w:p>
       <w:pPr>
         <w:pStyle w:val="Heading2"/>
-        <w:rPr>
-          <w:lang w:val="en-GB"/>
-        </w:rPr>
-      </w:pPr>
-      <w:r>
-        <w:rPr>
-          <w:lang w:val="en-GB"/>
-        </w:rPr>
-        <w:t xml:space="preserve">Sessie </w:t>
-      </w:r>
-      <w:r>
-        <w:rPr>
-          <w:lang w:val="en-GB"/>
-        </w:rPr>
-        <w:t>2</w:t>
-      </w:r>
-      <w:r>
-        <w:rPr>
-          <w:lang w:val="en-GB"/>
-        </w:rPr>
-        <w:t>:</w:t>
+      </w:pPr>
+      <w:r>
+        <w:t>Sessie 2:</w:t>
       </w:r>
     </w:p>
     <w:p>
@@ -1573,6 +1543,7 @@
       <w:pPr>
         <w:pStyle w:val="Heading2"/>
       </w:pPr>
+      <w:bookmarkStart w:id="0" w:name="_Hlk194579899"/>
       <w:r>
         <w:t>Sessie 3</w:t>
       </w:r>
@@ -1580,6 +1551,7 @@
         <w:t>:</w:t>
       </w:r>
     </w:p>
+    <w:bookmarkEnd w:id="0"/>
     <w:p>
       <w:pPr>
         <w:rPr>
@@ -2012,30 +1984,1046 @@
         <w:rPr>
           <w:lang w:val="fr-BE"/>
         </w:rPr>
+        <w:t xml:space="preserve">Sessie </w:t>
+      </w:r>
+      <w:r>
+        <w:rPr>
+          <w:lang w:val="fr-BE"/>
+        </w:rPr>
+        <w:t>4</w:t>
+      </w:r>
+      <w:r>
+        <w:rPr>
+          <w:lang w:val="fr-BE"/>
+        </w:rPr>
+        <w:t>:</w:t>
+      </w:r>
+    </w:p>
+    <w:p>
+      <w:pPr>
+        <w:rPr>
+          <w:lang w:val="en-GB"/>
+        </w:rPr>
+      </w:pPr>
+      <w:r>
+        <w:rPr>
+          <w:lang w:val="en-GB"/>
+        </w:rPr>
+        <w:t>Do’s and don’t social m</w:t>
+      </w:r>
+      <w:r>
+        <w:rPr>
+          <w:lang w:val="en-GB"/>
+        </w:rPr>
+        <w:t>edia</w:t>
+      </w:r>
+    </w:p>
+    <w:p>
+      <w:pPr>
+        <w:pStyle w:val="ListParagraph"/>
+        <w:numPr>
+          <w:ilvl w:val="0"/>
+          <w:numId w:val="1"/>
+        </w:numPr>
+      </w:pPr>
+      <w:r>
+        <w:lastRenderedPageBreak/>
+        <w:t xml:space="preserve">Zoekmachines converteren je naar een </w:t>
+      </w:r>
+      <w:r>
+        <w:t>product aankopen</w:t>
+      </w:r>
+    </w:p>
+    <w:p>
+      <w:pPr>
+        <w:pStyle w:val="ListParagraph"/>
+        <w:numPr>
+          <w:ilvl w:val="0"/>
+          <w:numId w:val="1"/>
+        </w:numPr>
+      </w:pPr>
+      <w:r>
+        <w:t xml:space="preserve">Social media </w:t>
+      </w:r>
+      <w:r>
+        <w:t>testimonials zijn een belangrijk omponent maar idealieter kom je zonder naar te zoeken nieuwe producten tegen</w:t>
+      </w:r>
+      <w:r>
+        <w:t>, de manier hoe je naar een product kijkt is anders</w:t>
+      </w:r>
+    </w:p>
+    <w:p>
+      <w:pPr>
+        <w:pStyle w:val="ListParagraph"/>
+        <w:numPr>
+          <w:ilvl w:val="0"/>
+          <w:numId w:val="1"/>
+        </w:numPr>
+      </w:pPr>
+      <w:r>
+        <w:t>Vaak niet te hoogste sales via social media, maar wel product ontdekken en dan product via google zoeken</w:t>
+      </w:r>
+      <w:r>
+        <w:t xml:space="preserve"> (of aankoop later via computer)</w:t>
+      </w:r>
+    </w:p>
+    <w:p>
+      <w:pPr>
+        <w:pStyle w:val="ListParagraph"/>
+        <w:numPr>
+          <w:ilvl w:val="0"/>
+          <w:numId w:val="1"/>
+        </w:numPr>
+      </w:pPr>
+      <w:r>
+        <w:t xml:space="preserve">Heel veel mensen passen nu </w:t>
+      </w:r>
+      <w:r>
+        <w:t>sociaal</w:t>
+      </w:r>
+      <w:r>
+        <w:t xml:space="preserve"> media platformen ook toe op de </w:t>
+      </w:r>
+      <w:r>
+        <w:t>manier</w:t>
+      </w:r>
+      <w:r>
+        <w:t xml:space="preserve"> dat </w:t>
+      </w:r>
+      <w:r>
+        <w:t>google</w:t>
+      </w:r>
+      <w:r>
+        <w:t xml:space="preserve"> ook gebruikt wordt</w:t>
+      </w:r>
+    </w:p>
+    <w:p/>
+    <w:p>
+      <w:pPr>
+        <w:rPr>
+          <w:lang w:val="en-GB"/>
+        </w:rPr>
+      </w:pPr>
+      <w:r>
+        <w:rPr>
+          <w:lang w:val="en-GB"/>
+        </w:rPr>
+        <w:t>“Score</w:t>
+      </w:r>
+      <w:r>
+        <w:rPr>
+          <w:lang w:val="en-GB"/>
+        </w:rPr>
+        <w:t>n</w:t>
+      </w:r>
+      <w:r>
+        <w:rPr>
+          <w:lang w:val="en-GB"/>
+        </w:rPr>
+        <w:t xml:space="preserve"> idpv scrollen”</w:t>
+      </w:r>
+    </w:p>
+    <w:p>
+      <w:pPr>
+        <w:rPr>
+          <w:lang w:val="en-GB"/>
+        </w:rPr>
+      </w:pPr>
+      <w:r>
+        <w:rPr>
+          <w:lang w:val="en-GB"/>
+        </w:rPr>
+        <w:t>W</w:t>
+      </w:r>
+      <w:r>
+        <w:rPr>
+          <w:lang w:val="en-GB"/>
+        </w:rPr>
+        <w:t>aarom social media</w:t>
+      </w:r>
+    </w:p>
+    <w:p>
+      <w:pPr>
+        <w:pStyle w:val="ListParagraph"/>
+        <w:numPr>
+          <w:ilvl w:val="0"/>
+          <w:numId w:val="1"/>
+        </w:numPr>
+        <w:rPr>
+          <w:lang w:val="en-GB"/>
+        </w:rPr>
+      </w:pPr>
+      <w:r>
+        <w:rPr>
+          <w:lang w:val="en-GB"/>
+        </w:rPr>
+        <w:t>Jouw werk is visueel</w:t>
+      </w:r>
+    </w:p>
+    <w:p>
+      <w:pPr>
+        <w:pStyle w:val="ListParagraph"/>
+        <w:numPr>
+          <w:ilvl w:val="0"/>
+          <w:numId w:val="1"/>
+        </w:numPr>
+        <w:rPr>
+          <w:lang w:val="en-GB"/>
+        </w:rPr>
+      </w:pPr>
+      <w:r>
+        <w:rPr>
+          <w:lang w:val="en-GB"/>
+        </w:rPr>
+        <w:t>Personal branding</w:t>
+      </w:r>
+    </w:p>
+    <w:p>
+      <w:pPr>
+        <w:pStyle w:val="ListParagraph"/>
+        <w:numPr>
+          <w:ilvl w:val="0"/>
+          <w:numId w:val="1"/>
+        </w:numPr>
+      </w:pPr>
+      <w:r>
+        <w:t>Klanten en werkgevers checken eer</w:t>
+      </w:r>
+      <w:r>
+        <w:t>st je socials</w:t>
+      </w:r>
+    </w:p>
+    <w:p>
+      <w:pPr>
+        <w:pStyle w:val="ListParagraph"/>
+        <w:numPr>
+          <w:ilvl w:val="0"/>
+          <w:numId w:val="1"/>
+        </w:numPr>
+      </w:pPr>
+      <w:r>
+        <w:t>Constante verandering: algoritmes, trends, formats</w:t>
+      </w:r>
+    </w:p>
+    <w:p>
+      <w:r>
+        <w:t>Als je weet hoe het spel werkt, kan je het in jouw voordeel gebruiken.</w:t>
+      </w:r>
+    </w:p>
+    <w:p/>
+    <w:p>
+      <w:r>
+        <w:t>Denk over naar welk soort bedrijven je wilt adverteren?</w:t>
+      </w:r>
+    </w:p>
+    <w:p>
+      <w:pPr>
+        <w:pStyle w:val="ListParagraph"/>
+        <w:numPr>
+          <w:ilvl w:val="0"/>
+          <w:numId w:val="1"/>
+        </w:numPr>
+      </w:pPr>
+      <w:r>
+        <w:t>Mensen &gt; Doelgroepen</w:t>
+      </w:r>
+    </w:p>
+    <w:p>
+      <w:pPr>
+        <w:pStyle w:val="ListParagraph"/>
+        <w:numPr>
+          <w:ilvl w:val="0"/>
+          <w:numId w:val="1"/>
+        </w:numPr>
+      </w:pPr>
+      <w:r>
+        <w:t>Plaatsen &gt; Kanalen</w:t>
+      </w:r>
+    </w:p>
+    <w:p>
+      <w:pPr>
+        <w:pStyle w:val="ListParagraph"/>
+        <w:numPr>
+          <w:ilvl w:val="0"/>
+          <w:numId w:val="1"/>
+        </w:numPr>
+      </w:pPr>
+      <w:r>
+        <w:t>Boodschappen &gt; Content</w:t>
+      </w:r>
+    </w:p>
+    <w:p>
+      <w:r>
+        <w:t>In lijn met de doelen van jouw business, het merkverhaal, het budget</w:t>
+      </w:r>
+    </w:p>
+    <w:p/>
+    <w:p>
+      <w:r>
+        <w:t>LinkedIn – doen!</w:t>
+      </w:r>
+    </w:p>
+    <w:p>
+      <w:r>
+        <w:t xml:space="preserve">Student </w:t>
+      </w:r>
+      <w:r>
+        <w:t>L</w:t>
+      </w:r>
+      <w:r>
+        <w:t>uca, zoveel mogelijk erbij zetten</w:t>
+      </w:r>
+      <w:r>
+        <w:t>, zelf voor een vzw gewerkt, …</w:t>
+      </w:r>
+    </w:p>
+    <w:p>
+      <w:r>
+        <w:t>Gebruik chat</w:t>
+      </w:r>
+      <w:r>
+        <w:t>G</w:t>
+      </w:r>
+      <w:r>
+        <w:t>PT</w:t>
+      </w:r>
+    </w:p>
+    <w:p>
+      <w:r>
+        <w:t xml:space="preserve">Instagram &amp; tiktok naast persoonlijk profiel ook inzetten op een </w:t>
+      </w:r>
+      <w:r>
+        <w:t>professionele</w:t>
+      </w:r>
+      <w:r>
+        <w:t xml:space="preserve"> manier, zorg tenminste wel op je korte biografie met veel nuttige informatie, mag ludieker zijn</w:t>
+      </w:r>
+      <w:r>
+        <w:t>, heel duidelijk en heel concreet</w:t>
+      </w:r>
+      <w:r>
+        <w:t>.</w:t>
+      </w:r>
+    </w:p>
+    <w:p>
+      <w:r>
+        <w:t xml:space="preserve">Insta &amp; tiktok </w:t>
+      </w:r>
+      <w:r>
+        <w:t>connecteren</w:t>
+      </w:r>
+      <w:r>
+        <w:t>, dan kunnen ze andere gebruikers aansporen</w:t>
+      </w:r>
+    </w:p>
+    <w:p>
+      <w:r>
+        <w:t>Waarom volgen? Proces? Showcases? …</w:t>
+      </w:r>
+    </w:p>
+    <w:p>
+      <w:r>
+        <w:t>Bekijk andere accounts als voorbeeld</w:t>
+      </w:r>
+    </w:p>
+    <w:p>
+      <w:r>
+        <w:t>Tip: durf loskijken van je eigen sector</w:t>
+      </w:r>
+    </w:p>
+    <w:p>
+      <w:r>
+        <w:t xml:space="preserve">Je kan ook typische sector dingen tonen, het moet niet per se afgewerkte dingen zijn, zo </w:t>
+      </w:r>
+      <w:r>
+        <w:t>creëer</w:t>
+      </w:r>
+      <w:r>
+        <w:t xml:space="preserve"> je herkenbaarheid en authenticiteit</w:t>
+      </w:r>
+      <w:r>
+        <w:t>.</w:t>
+      </w:r>
+    </w:p>
+    <w:p/>
+    <w:p>
+      <w:r>
+        <w:lastRenderedPageBreak/>
+        <w:t>Oneindig invalshoeken</w:t>
+      </w:r>
+    </w:p>
+    <w:p>
+      <w:pPr>
+        <w:pStyle w:val="ListParagraph"/>
+        <w:numPr>
+          <w:ilvl w:val="0"/>
+          <w:numId w:val="1"/>
+        </w:numPr>
+      </w:pPr>
+      <w:r>
+        <w:t>Informeren</w:t>
+      </w:r>
+    </w:p>
+    <w:p>
+      <w:pPr>
+        <w:pStyle w:val="ListParagraph"/>
+        <w:numPr>
+          <w:ilvl w:val="0"/>
+          <w:numId w:val="1"/>
+        </w:numPr>
+        <w:rPr>
+          <w:lang w:val="de-DE"/>
+        </w:rPr>
+      </w:pPr>
+      <w:r>
+        <w:rPr>
+          <w:lang w:val="de-DE"/>
+        </w:rPr>
+        <w:t>Inspireren</w:t>
+      </w:r>
+      <w:r>
+        <w:rPr>
+          <w:lang w:val="de-DE"/>
+        </w:rPr>
+        <w:t xml:space="preserve"> (bv. Verhalen vertellen</w:t>
+      </w:r>
+      <w:r>
+        <w:rPr>
+          <w:lang w:val="de-DE"/>
+        </w:rPr>
+        <w:t>, t</w:t>
+      </w:r>
+      <w:r>
+        <w:rPr>
+          <w:lang w:val="de-DE"/>
+        </w:rPr>
+        <w:t>ips</w:t>
+      </w:r>
+      <w:r>
+        <w:rPr>
+          <w:lang w:val="de-DE"/>
+        </w:rPr>
+        <w:t>, …)</w:t>
+      </w:r>
+    </w:p>
+    <w:p>
+      <w:pPr>
+        <w:pStyle w:val="ListParagraph"/>
+        <w:numPr>
+          <w:ilvl w:val="0"/>
+          <w:numId w:val="1"/>
+        </w:numPr>
+      </w:pPr>
+      <w:r>
+        <w:t>Onderwijzen</w:t>
+      </w:r>
+    </w:p>
+    <w:p>
+      <w:pPr>
+        <w:pStyle w:val="ListParagraph"/>
+        <w:numPr>
+          <w:ilvl w:val="0"/>
+          <w:numId w:val="1"/>
+        </w:numPr>
+      </w:pPr>
+      <w:r>
+        <w:t>Ondersteunen</w:t>
+      </w:r>
+    </w:p>
+    <w:p>
+      <w:pPr>
+        <w:pStyle w:val="ListParagraph"/>
+        <w:numPr>
+          <w:ilvl w:val="0"/>
+          <w:numId w:val="1"/>
+        </w:numPr>
+      </w:pPr>
+      <w:r>
+        <w:t>Overtuigen</w:t>
+      </w:r>
+    </w:p>
+    <w:p>
+      <w:pPr>
+        <w:pStyle w:val="ListParagraph"/>
+        <w:numPr>
+          <w:ilvl w:val="0"/>
+          <w:numId w:val="1"/>
+        </w:numPr>
+      </w:pPr>
+      <w:r>
+        <w:t>Entertainen</w:t>
+      </w:r>
+    </w:p>
+    <w:p>
+      <w:pPr>
+        <w:pStyle w:val="ListParagraph"/>
+        <w:numPr>
+          <w:ilvl w:val="0"/>
+          <w:numId w:val="1"/>
+        </w:numPr>
+      </w:pPr>
+      <w:r>
+        <w:t>Niet altijd serieus, leuke content maken</w:t>
+      </w:r>
+    </w:p>
+    <w:p/>
+    <w:p>
+      <w:r>
+        <w:t>Feed goed opzetten voor maximale impact</w:t>
+      </w:r>
+    </w:p>
+    <w:p/>
+    <w:p>
+      <w:r>
+        <w:t>Zorg ervoor dat kijkers je video’s tot het einde zien</w:t>
+      </w:r>
+    </w:p>
+    <w:p>
+      <w:pPr>
+        <w:pStyle w:val="ListParagraph"/>
+        <w:numPr>
+          <w:ilvl w:val="0"/>
+          <w:numId w:val="1"/>
+        </w:numPr>
+      </w:pPr>
+      <w:r>
+        <w:t>Creëer</w:t>
+      </w:r>
+      <w:r>
+        <w:t xml:space="preserve"> cliffhangers binnen de eerste 5 seconden</w:t>
+      </w:r>
+    </w:p>
+    <w:p>
+      <w:pPr>
+        <w:pStyle w:val="ListParagraph"/>
+        <w:numPr>
+          <w:ilvl w:val="0"/>
+          <w:numId w:val="1"/>
+        </w:numPr>
+      </w:pPr>
+      <w:r>
+        <w:t>Gebruik infinity loops</w:t>
+      </w:r>
+    </w:p>
+    <w:p>
+      <w:pPr>
+        <w:pStyle w:val="ListParagraph"/>
+        <w:numPr>
+          <w:ilvl w:val="0"/>
+          <w:numId w:val="1"/>
+        </w:numPr>
+      </w:pPr>
+      <w:r>
+        <w:t>Publiceer 1-4 video’s per dag en tot 30 seconden</w:t>
+      </w:r>
+    </w:p>
+    <w:p>
+      <w:pPr>
+        <w:pStyle w:val="ListParagraph"/>
+        <w:numPr>
+          <w:ilvl w:val="0"/>
+          <w:numId w:val="1"/>
+        </w:numPr>
+      </w:pPr>
+      <w:r>
+        <w:t>Voeg altijd geluid toe -&gt; liefst trending sounds</w:t>
+      </w:r>
+    </w:p>
+    <w:p>
+      <w:pPr>
+        <w:pStyle w:val="ListParagraph"/>
+        <w:numPr>
+          <w:ilvl w:val="0"/>
+          <w:numId w:val="1"/>
+        </w:numPr>
+      </w:pPr>
+      <w:r>
+        <w:t>Bewerk je video met native functi</w:t>
+      </w:r>
+      <w:r>
+        <w:t>es</w:t>
+      </w:r>
+    </w:p>
+    <w:p/>
+    <w:p>
+      <w:r>
+        <w:t>Gebruik trending content, of maak creatieve mixen</w:t>
+      </w:r>
+      <w:r>
+        <w:t xml:space="preserve"> op tiktok en </w:t>
+      </w:r>
+      <w:r>
+        <w:t>Instagram</w:t>
+      </w:r>
+      <w:r>
+        <w:t>, die laten allebei je video’s meer zien als je meer functies van hen laat gebruiken.</w:t>
+      </w:r>
+    </w:p>
+    <w:p/>
+    <w:p>
+      <w:r>
+        <w:t>Tip. Volg Savannah Sanchez</w:t>
+      </w:r>
+    </w:p>
+    <w:p/>
+    <w:p>
+      <w:r>
+        <w:t xml:space="preserve">Tiktok heeft een 4 keer hoger bereik als </w:t>
+      </w:r>
+      <w:r>
+        <w:t>Instagram</w:t>
+      </w:r>
+      <w:r>
+        <w:t xml:space="preserve"> momenteel</w:t>
+      </w:r>
+    </w:p>
+    <w:p/>
+    <w:p>
+      <w:r>
+        <w:t>Wanneer posten?</w:t>
+      </w:r>
+    </w:p>
+    <w:p>
+      <w:pPr>
+        <w:pStyle w:val="ListParagraph"/>
+        <w:numPr>
+          <w:ilvl w:val="0"/>
+          <w:numId w:val="1"/>
+        </w:numPr>
+      </w:pPr>
+      <w:r>
+        <w:t>Posten = testen</w:t>
+      </w:r>
+    </w:p>
+    <w:p>
+      <w:pPr>
+        <w:pStyle w:val="ListParagraph"/>
+        <w:numPr>
+          <w:ilvl w:val="0"/>
+          <w:numId w:val="1"/>
+        </w:numPr>
+      </w:pPr>
+      <w:r>
+        <w:t>Consistentie is key</w:t>
+      </w:r>
+    </w:p>
+    <w:p>
+      <w:pPr>
+        <w:pStyle w:val="ListParagraph"/>
+        <w:numPr>
+          <w:ilvl w:val="0"/>
+          <w:numId w:val="1"/>
+        </w:numPr>
+      </w:pPr>
+      <w:r>
+        <w:t>2 relevante posts per week is aan</w:t>
+      </w:r>
+      <w:r>
+        <w:t>geraden</w:t>
+      </w:r>
+    </w:p>
+    <w:p>
+      <w:pPr>
+        <w:pStyle w:val="ListParagraph"/>
+        <w:numPr>
+          <w:ilvl w:val="0"/>
+          <w:numId w:val="1"/>
+        </w:numPr>
+      </w:pPr>
+      <w:r>
+        <w:t xml:space="preserve">Op elk </w:t>
+      </w:r>
+      <w:r>
+        <w:t>platform</w:t>
+      </w:r>
+      <w:r>
+        <w:t xml:space="preserve"> kan je vooraf plannen</w:t>
+      </w:r>
+    </w:p>
+    <w:p/>
+    <w:p>
+      <w:r>
+        <w:t>Doe aan SEO</w:t>
+      </w:r>
+    </w:p>
+    <w:p>
+      <w:pPr>
+        <w:pStyle w:val="ListParagraph"/>
+        <w:numPr>
+          <w:ilvl w:val="0"/>
+          <w:numId w:val="1"/>
+        </w:numPr>
+        <w:rPr>
+          <w:lang w:val="en-GB"/>
+        </w:rPr>
+      </w:pPr>
+      <w:r>
+        <w:rPr>
+          <w:lang w:val="en-GB"/>
+        </w:rPr>
+        <w:t>Keywords, captions, alt-texts, video</w:t>
+      </w:r>
+      <w:r>
+        <w:rPr>
+          <w:lang w:val="en-GB"/>
+        </w:rPr>
+        <w:t>’s &amp; hashtags</w:t>
+      </w:r>
+    </w:p>
+    <w:p>
+      <w:pPr>
+        <w:pStyle w:val="ListParagraph"/>
+        <w:numPr>
+          <w:ilvl w:val="0"/>
+          <w:numId w:val="1"/>
+        </w:numPr>
+      </w:pPr>
+      <w:r>
+        <w:t>Vooral TikTok, Instagram en P</w:t>
+      </w:r>
+      <w:r>
+        <w:t>interest</w:t>
+      </w:r>
+    </w:p>
+    <w:p>
+      <w:pPr>
+        <w:pStyle w:val="ListParagraph"/>
+        <w:numPr>
+          <w:ilvl w:val="0"/>
+          <w:numId w:val="1"/>
+        </w:numPr>
+      </w:pPr>
+      <w:r>
+        <w:t>Helpt je verschijnen in zoekresultaten, ontdekmodus en algoritme-aanbevelingen</w:t>
+      </w:r>
+    </w:p>
+    <w:p>
+      <w:pPr>
+        <w:pStyle w:val="ListParagraph"/>
+        <w:numPr>
+          <w:ilvl w:val="0"/>
+          <w:numId w:val="1"/>
+        </w:numPr>
+      </w:pPr>
+      <w:r>
+        <w:t>Verhoogt klikken, volgers en angegement</w:t>
+      </w:r>
+    </w:p>
+    <w:p>
+      <w:pPr>
+        <w:pStyle w:val="ListParagraph"/>
+        <w:numPr>
+          <w:ilvl w:val="0"/>
+          <w:numId w:val="1"/>
+        </w:numPr>
+      </w:pPr>
+      <w:r>
+        <w:t>Kan website content versterken</w:t>
+      </w:r>
+    </w:p>
+    <w:p>
+      <w:r>
+        <w:lastRenderedPageBreak/>
+        <w:t>Gebruik de juiste hashtags</w:t>
+      </w:r>
+    </w:p>
+    <w:p>
+      <w:pPr>
+        <w:pStyle w:val="ListParagraph"/>
+        <w:numPr>
+          <w:ilvl w:val="0"/>
+          <w:numId w:val="1"/>
+        </w:numPr>
+      </w:pPr>
+      <w:r>
+        <w:t>Helaas, geen specifieke tools voor</w:t>
+      </w:r>
+    </w:p>
+    <w:p>
+      <w:pPr>
+        <w:pStyle w:val="ListParagraph"/>
+        <w:numPr>
+          <w:ilvl w:val="1"/>
+          <w:numId w:val="1"/>
+        </w:numPr>
+      </w:pPr>
+      <w:r>
+        <w:t>Zoekbalk: zoek relevante keywords en topics</w:t>
+      </w:r>
+    </w:p>
+    <w:p>
+      <w:pPr>
+        <w:pStyle w:val="ListParagraph"/>
+        <w:numPr>
+          <w:ilvl w:val="1"/>
+          <w:numId w:val="1"/>
+        </w:numPr>
+      </w:pPr>
+      <w:r>
+        <w:t>Others searched for…</w:t>
+      </w:r>
+    </w:p>
+    <w:p>
+      <w:pPr>
+        <w:pStyle w:val="ListParagraph"/>
+        <w:numPr>
+          <w:ilvl w:val="1"/>
+          <w:numId w:val="1"/>
+        </w:numPr>
+      </w:pPr>
+      <w:r>
+        <w:t>Concurrentieanalyse</w:t>
+      </w:r>
+      <w:r>
+        <w:t>: wat gebruiken zij?</w:t>
+      </w:r>
+    </w:p>
+    <w:p>
+      <w:pPr>
+        <w:pStyle w:val="ListParagraph"/>
+        <w:numPr>
+          <w:ilvl w:val="1"/>
+          <w:numId w:val="1"/>
+        </w:numPr>
+      </w:pPr>
+      <w:r>
+        <w:t>Keywords</w:t>
+      </w:r>
+    </w:p>
+    <w:p>
+      <w:pPr>
+        <w:pStyle w:val="ListParagraph"/>
+        <w:numPr>
+          <w:ilvl w:val="1"/>
+          <w:numId w:val="1"/>
+        </w:numPr>
+      </w:pPr>
+      <w:r>
+        <w:t>Hashtags</w:t>
+      </w:r>
+    </w:p>
+    <w:p>
+      <w:pPr>
+        <w:pStyle w:val="ListParagraph"/>
+        <w:numPr>
+          <w:ilvl w:val="0"/>
+          <w:numId w:val="1"/>
+        </w:numPr>
+      </w:pPr>
+      <w:r>
+        <w:t>Long story short: 3-6 gebruiken</w:t>
+      </w:r>
+    </w:p>
+    <w:p/>
+    <w:p>
+      <w:r>
+        <w:t>Ga in dialoog</w:t>
+      </w:r>
+    </w:p>
+    <w:p>
+      <w:pPr>
+        <w:pStyle w:val="ListParagraph"/>
+        <w:numPr>
+          <w:ilvl w:val="0"/>
+          <w:numId w:val="1"/>
+        </w:numPr>
+        <w:rPr>
+          <w:lang w:val="en-GB"/>
+        </w:rPr>
+      </w:pPr>
+      <w:r>
+        <w:rPr>
+          <w:lang w:val="en-GB"/>
+        </w:rPr>
+        <w:t>Community engagement is heel b</w:t>
+      </w:r>
+      <w:r>
+        <w:rPr>
+          <w:lang w:val="en-GB"/>
+        </w:rPr>
+        <w:t>elang</w:t>
+      </w:r>
+      <w:r>
+        <w:rPr>
+          <w:lang w:val="en-GB"/>
+        </w:rPr>
+        <w:t>rijk</w:t>
+      </w:r>
+    </w:p>
+    <w:p>
+      <w:pPr>
+        <w:pStyle w:val="ListParagraph"/>
+        <w:numPr>
+          <w:ilvl w:val="1"/>
+          <w:numId w:val="1"/>
+        </w:numPr>
+      </w:pPr>
+      <w:r>
+        <w:t>Reageer op opmerkingen onder je</w:t>
+      </w:r>
+      <w:r>
+        <w:t xml:space="preserve"> video’s – vooral van trouwe volgers</w:t>
+      </w:r>
+    </w:p>
+    <w:p>
+      <w:pPr>
+        <w:pStyle w:val="ListParagraph"/>
+        <w:numPr>
+          <w:ilvl w:val="1"/>
+          <w:numId w:val="1"/>
+        </w:numPr>
+      </w:pPr>
+      <w:r>
+        <w:t>Reageer op video’s waarin je merk wordt genoemd</w:t>
+      </w:r>
+    </w:p>
+    <w:p/>
+    <w:p>
+      <w:r>
+        <w:t>Social media do’s</w:t>
+      </w:r>
+    </w:p>
+    <w:p>
+      <w:pPr>
+        <w:pStyle w:val="ListParagraph"/>
+        <w:numPr>
+          <w:ilvl w:val="0"/>
+          <w:numId w:val="1"/>
+        </w:numPr>
+      </w:pPr>
+      <w:r>
+        <w:t>Blokkeer een vast moment in je agenda</w:t>
+      </w:r>
+    </w:p>
+    <w:p>
+      <w:pPr>
+        <w:pStyle w:val="ListParagraph"/>
+        <w:numPr>
+          <w:ilvl w:val="0"/>
+          <w:numId w:val="1"/>
+        </w:numPr>
+      </w:pPr>
+      <w:r>
+        <w:t>Plot belangrijke mijlpalen</w:t>
+      </w:r>
+    </w:p>
+    <w:p>
+      <w:pPr>
+        <w:pStyle w:val="ListParagraph"/>
+        <w:numPr>
+          <w:ilvl w:val="0"/>
+          <w:numId w:val="1"/>
+        </w:numPr>
+      </w:pPr>
+      <w:r>
+        <w:t xml:space="preserve">Wissel af tussen </w:t>
+      </w:r>
+      <w:r>
+        <w:t>evergreen</w:t>
+      </w:r>
+      <w:r>
+        <w:t xml:space="preserve"> en top topicals</w:t>
+      </w:r>
+    </w:p>
+    <w:p>
+      <w:pPr>
+        <w:pStyle w:val="ListParagraph"/>
+        <w:numPr>
+          <w:ilvl w:val="0"/>
+          <w:numId w:val="1"/>
+        </w:numPr>
+      </w:pPr>
+      <w:r>
+        <w:t>Gebruik tools om te meten en/of in te plannen</w:t>
+      </w:r>
+    </w:p>
+    <w:p/>
+    <w:p>
+      <w:r>
+        <w:t>Social media don’ts</w:t>
+      </w:r>
+    </w:p>
+    <w:p>
+      <w:pPr>
+        <w:pStyle w:val="ListParagraph"/>
+        <w:numPr>
+          <w:ilvl w:val="0"/>
+          <w:numId w:val="1"/>
+        </w:numPr>
+      </w:pPr>
+      <w:r>
+        <w:t>Denken dat “meer volgers” altijd het doel is</w:t>
+      </w:r>
+    </w:p>
+    <w:p>
+      <w:pPr>
+        <w:pStyle w:val="ListParagraph"/>
+        <w:numPr>
+          <w:ilvl w:val="0"/>
+          <w:numId w:val="1"/>
+        </w:numPr>
+      </w:pPr>
+      <w:r>
+        <w:t>Social enkel als portfolio beschouwen</w:t>
+      </w:r>
+    </w:p>
+    <w:p>
+      <w:pPr>
+        <w:pStyle w:val="ListParagraph"/>
+        <w:numPr>
+          <w:ilvl w:val="0"/>
+          <w:numId w:val="1"/>
+        </w:numPr>
+      </w:pPr>
+      <w:r>
+        <w:t>Te veel of geen info in één post</w:t>
+      </w:r>
+    </w:p>
+    <w:p>
+      <w:pPr>
+        <w:pStyle w:val="ListParagraph"/>
+        <w:numPr>
+          <w:ilvl w:val="0"/>
+          <w:numId w:val="1"/>
+        </w:numPr>
+      </w:pPr>
+      <w:r>
+        <w:t>Posten zonder doel of boodschap</w:t>
+      </w:r>
+    </w:p>
+    <w:p>
+      <w:pPr>
+        <w:pStyle w:val="ListParagraph"/>
+        <w:numPr>
+          <w:ilvl w:val="0"/>
+          <w:numId w:val="1"/>
+        </w:numPr>
+      </w:pPr>
+      <w:r>
+        <w:t xml:space="preserve">Je beperken tot één </w:t>
+      </w:r>
+      <w:r>
+        <w:t>kanaal</w:t>
+      </w:r>
+    </w:p>
+    <w:p/>
+    <w:p>
+      <w:pPr>
+        <w:pStyle w:val="Heading2"/>
+      </w:pPr>
+      <w:r>
         <w:t>Sessie</w:t>
       </w:r>
       <w:r>
-        <w:rPr>
-          <w:lang w:val="fr-BE"/>
-        </w:rPr>
         <w:t xml:space="preserve"> </w:t>
       </w:r>
       <w:r>
-        <w:rPr>
-          <w:lang w:val="fr-BE"/>
-        </w:rPr>
         <w:t xml:space="preserve">- </w:t>
       </w:r>
       <w:r>
-        <w:rPr>
-          <w:lang w:val="fr-BE"/>
-        </w:rPr>
         <w:t>Breakout 1</w:t>
       </w:r>
       <w:r>
-        <w:rPr>
-          <w:lang w:val="fr-BE"/>
-        </w:rPr>
         <w:t>:</w:t>
       </w:r>
     </w:p>
@@ -2054,6 +3042,766 @@
         <w:t>Welk uitspraak/quote/inhoudelijk element is je het meest bijgebleven/geïnspireerd en waarom – Wat neem je hieruit mee naar de toekomst ?</w:t>
       </w:r>
     </w:p>
+    <w:p>
+      <w:r>
+        <w:t>Freelancers</w:t>
+      </w:r>
+    </w:p>
+    <w:p>
+      <w:r>
+        <w:t>In de creatieve sector heb je wel een verder liggende startlijn als de meeste andere mensen die als zelfstadige tewerk willen gaan door auteursrecht</w:t>
+      </w:r>
+      <w:r>
+        <w:t xml:space="preserve">. </w:t>
+      </w:r>
+      <w:r>
+        <w:t>Creatieve zelfstandige hebben meer voordelen dan andere zelfstandigen.</w:t>
+      </w:r>
+    </w:p>
+    <w:p/>
+    <w:p>
+      <w:r>
+        <w:t>Wat zelfstandigen het leukst vinden aan zelfstandig zijn</w:t>
+      </w:r>
+    </w:p>
+    <w:p>
+      <w:pPr>
+        <w:pStyle w:val="ListParagraph"/>
+        <w:numPr>
+          <w:ilvl w:val="0"/>
+          <w:numId w:val="1"/>
+        </w:numPr>
+      </w:pPr>
+      <w:r>
+        <w:t>Vrijheid, autonomie</w:t>
+      </w:r>
+    </w:p>
+    <w:p>
+      <w:pPr>
+        <w:pStyle w:val="ListParagraph"/>
+        <w:numPr>
+          <w:ilvl w:val="0"/>
+          <w:numId w:val="1"/>
+        </w:numPr>
+      </w:pPr>
+      <w:r>
+        <w:t>Zingeving &amp; voldoening</w:t>
+      </w:r>
+    </w:p>
+    <w:p>
+      <w:pPr>
+        <w:pStyle w:val="ListParagraph"/>
+        <w:numPr>
+          <w:ilvl w:val="0"/>
+          <w:numId w:val="1"/>
+        </w:numPr>
+      </w:pPr>
+      <w:r>
+        <w:lastRenderedPageBreak/>
+        <w:t>Afwisseling</w:t>
+      </w:r>
+    </w:p>
+    <w:p>
+      <w:pPr>
+        <w:pStyle w:val="ListParagraph"/>
+        <w:numPr>
+          <w:ilvl w:val="0"/>
+          <w:numId w:val="1"/>
+        </w:numPr>
+      </w:pPr>
+      <w:r>
+        <w:t>Persoonlijke groei</w:t>
+      </w:r>
+    </w:p>
+    <w:p>
+      <w:pPr>
+        <w:pStyle w:val="ListParagraph"/>
+        <w:numPr>
+          <w:ilvl w:val="0"/>
+          <w:numId w:val="1"/>
+        </w:numPr>
+      </w:pPr>
+      <w:r>
+        <w:t>Rechtstreek</w:t>
+      </w:r>
+      <w:r>
+        <w:t>s</w:t>
+      </w:r>
+      <w:r>
+        <w:t xml:space="preserve"> klantcontact</w:t>
+      </w:r>
+    </w:p>
+    <w:p/>
+    <w:p>
+      <w:r>
+        <w:t>Freelancen heeft ook niet evidente zaken</w:t>
+      </w:r>
+    </w:p>
+    <w:p>
+      <w:pPr>
+        <w:pStyle w:val="ListParagraph"/>
+        <w:numPr>
+          <w:ilvl w:val="0"/>
+          <w:numId w:val="1"/>
+        </w:numPr>
+      </w:pPr>
+      <w:r>
+        <w:t>Administratie &amp; regelgeving</w:t>
+      </w:r>
+    </w:p>
+    <w:p>
+      <w:pPr>
+        <w:pStyle w:val="ListParagraph"/>
+        <w:numPr>
+          <w:ilvl w:val="0"/>
+          <w:numId w:val="1"/>
+        </w:numPr>
+      </w:pPr>
+      <w:r>
+        <w:t>Financiële onzekerheid</w:t>
+      </w:r>
+    </w:p>
+    <w:p>
+      <w:pPr>
+        <w:pStyle w:val="ListParagraph"/>
+        <w:numPr>
+          <w:ilvl w:val="0"/>
+          <w:numId w:val="1"/>
+        </w:numPr>
+      </w:pPr>
+      <w:r>
+        <w:t>Zichtbaarheid &amp; netwerken</w:t>
+      </w:r>
+    </w:p>
+    <w:p>
+      <w:pPr>
+        <w:pStyle w:val="ListParagraph"/>
+        <w:numPr>
+          <w:ilvl w:val="0"/>
+          <w:numId w:val="1"/>
+        </w:numPr>
+      </w:pPr>
+      <w:r>
+        <w:t>Ondernemersvaardigheden</w:t>
+      </w:r>
+    </w:p>
+    <w:p>
+      <w:pPr>
+        <w:pStyle w:val="ListParagraph"/>
+        <w:numPr>
+          <w:ilvl w:val="0"/>
+          <w:numId w:val="1"/>
+        </w:numPr>
+      </w:pPr>
+      <w:r>
+        <w:t xml:space="preserve">Sociaal vangnet &amp; mentale </w:t>
+      </w:r>
+      <w:r>
+        <w:t>druk</w:t>
+      </w:r>
+    </w:p>
+    <w:p/>
+    <w:p>
+      <w:r>
+        <w:t>“Zelfstandig zijn is soms als een wandeling in het donker: je moet zelf je weg zoeken.”</w:t>
+      </w:r>
+    </w:p>
+    <w:p>
+      <w:pPr>
+        <w:pStyle w:val="ListParagraph"/>
+        <w:numPr>
+          <w:ilvl w:val="0"/>
+          <w:numId w:val="1"/>
+        </w:numPr>
+      </w:pPr>
+      <w:r>
+        <w:t xml:space="preserve">Jorg die </w:t>
+      </w:r>
+      <w:r>
+        <w:t>Guy</w:t>
+      </w:r>
+      <w:r>
+        <w:t xml:space="preserve"> die presenteert</w:t>
+      </w:r>
+    </w:p>
+    <w:p/>
+    <w:p>
+      <w:r>
+        <w:t>Creative shelter</w:t>
+      </w:r>
+    </w:p>
+    <w:p>
+      <w:pPr>
+        <w:pStyle w:val="ListParagraph"/>
+        <w:numPr>
+          <w:ilvl w:val="0"/>
+          <w:numId w:val="1"/>
+        </w:numPr>
+      </w:pPr>
+      <w:r>
+        <w:t>Laat je omringen</w:t>
+      </w:r>
+    </w:p>
+    <w:p>
+      <w:pPr>
+        <w:pStyle w:val="ListParagraph"/>
+        <w:numPr>
+          <w:ilvl w:val="0"/>
+          <w:numId w:val="1"/>
+        </w:numPr>
+      </w:pPr>
+      <w:r>
+        <w:t>Master in rechten &amp; intellectual property</w:t>
+      </w:r>
+    </w:p>
+    <w:p>
+      <w:pPr>
+        <w:pStyle w:val="ListParagraph"/>
+        <w:numPr>
+          <w:ilvl w:val="0"/>
+          <w:numId w:val="1"/>
+        </w:numPr>
+      </w:pPr>
+      <w:r>
+        <w:t>Broer is grafisch designer</w:t>
+      </w:r>
+    </w:p>
+    <w:p>
+      <w:pPr>
+        <w:pStyle w:val="ListParagraph"/>
+        <w:numPr>
+          <w:ilvl w:val="0"/>
+          <w:numId w:val="1"/>
+        </w:numPr>
+      </w:pPr>
+      <w:r>
+        <w:t>Creative shelter (2013)</w:t>
+      </w:r>
+    </w:p>
+    <w:p>
+      <w:pPr>
+        <w:pStyle w:val="ListParagraph"/>
+        <w:numPr>
+          <w:ilvl w:val="0"/>
+          <w:numId w:val="1"/>
+        </w:numPr>
+      </w:pPr>
+      <w:r>
+        <w:t>Jij je (toekomstige) job, wij de onze</w:t>
+      </w:r>
+    </w:p>
+    <w:p/>
+    <w:p>
+      <w:r>
+        <w:t>“Uit je fouten leren is heel waar, maar je kan ook uit andere fouten leren om ze zelf niet te maken”</w:t>
+      </w:r>
+    </w:p>
+    <w:p>
+      <w:pPr>
+        <w:pStyle w:val="ListParagraph"/>
+        <w:numPr>
+          <w:ilvl w:val="0"/>
+          <w:numId w:val="1"/>
+        </w:numPr>
+      </w:pPr>
+      <w:r>
+        <w:t>Praat met organisaties voor freelancers</w:t>
+      </w:r>
+      <w:r>
+        <w:t>.</w:t>
+      </w:r>
+    </w:p>
+    <w:p/>
+    <w:p>
+      <w:r>
+        <w:t>Nette per maand met auteursrechten</w:t>
+      </w:r>
+    </w:p>
+    <w:p>
+      <w:pPr>
+        <w:pStyle w:val="ListParagraph"/>
+        <w:numPr>
+          <w:ilvl w:val="0"/>
+          <w:numId w:val="1"/>
+        </w:numPr>
+      </w:pPr>
+      <w:r>
+        <w:t>2300$</w:t>
+      </w:r>
+    </w:p>
+    <w:p>
+      <w:r>
+        <w:t>Nett</w:t>
+      </w:r>
+      <w:r>
+        <w:t>o</w:t>
+      </w:r>
+      <w:r>
+        <w:t xml:space="preserve"> per maand met auteursrechten</w:t>
+      </w:r>
+    </w:p>
+    <w:p>
+      <w:pPr>
+        <w:pStyle w:val="ListParagraph"/>
+        <w:numPr>
+          <w:ilvl w:val="0"/>
+          <w:numId w:val="1"/>
+        </w:numPr>
+      </w:pPr>
+      <w:r>
+        <w:t>+467</w:t>
+      </w:r>
+      <w:r>
+        <w:t>$ (20%) + 2767</w:t>
+      </w:r>
+      <w:r>
+        <w:t>$</w:t>
+      </w:r>
+    </w:p>
+    <w:p/>
+    <w:p>
+      <w:r>
+        <w:t>Gemiddelde bruto maandelijkse inkomen</w:t>
+      </w:r>
+      <w:r>
+        <w:t xml:space="preserve"> als freelancer</w:t>
+      </w:r>
+      <w:r>
+        <w:t>: 6000$</w:t>
+      </w:r>
+    </w:p>
+    <w:p>
+      <w:r>
+        <w:t xml:space="preserve">Gemiddelde </w:t>
+      </w:r>
+      <w:r>
+        <w:t>uurlijks</w:t>
+      </w:r>
+      <w:r>
+        <w:t xml:space="preserve"> inkomen als freelancer: </w:t>
+      </w:r>
+      <w:r>
+        <w:t>40</w:t>
+      </w:r>
+      <w:r>
+        <w:t>$</w:t>
+      </w:r>
+    </w:p>
+    <w:p/>
+    <w:p>
+      <w:r>
+        <w:t>Er zijn een paar hindernissen</w:t>
+      </w:r>
+    </w:p>
+    <w:p>
+      <w:r>
+        <w:t>Nettoloon:</w:t>
+      </w:r>
+    </w:p>
+    <w:p>
+      <w:pPr>
+        <w:pStyle w:val="ListParagraph"/>
+        <w:numPr>
+          <w:ilvl w:val="0"/>
+          <w:numId w:val="1"/>
+        </w:numPr>
+      </w:pPr>
+      <w:r>
+        <w:lastRenderedPageBreak/>
+        <w:t>Kom ik in aanmerking?</w:t>
+      </w:r>
+    </w:p>
+    <w:p>
+      <w:pPr>
+        <w:pStyle w:val="ListParagraph"/>
+        <w:numPr>
+          <w:ilvl w:val="0"/>
+          <w:numId w:val="1"/>
+        </w:numPr>
+      </w:pPr>
+      <w:r>
+        <w:t>Schriftelijke afspraken</w:t>
+      </w:r>
+    </w:p>
+    <w:p>
+      <w:pPr>
+        <w:pStyle w:val="ListParagraph"/>
+        <w:numPr>
+          <w:ilvl w:val="0"/>
+          <w:numId w:val="1"/>
+        </w:numPr>
+      </w:pPr>
+      <w:r>
+        <w:t>Correcte factuur opstellen</w:t>
+      </w:r>
+    </w:p>
+    <w:p>
+      <w:pPr>
+        <w:pStyle w:val="ListParagraph"/>
+        <w:numPr>
+          <w:ilvl w:val="0"/>
+          <w:numId w:val="1"/>
+        </w:numPr>
+      </w:pPr>
+      <w:r>
+        <w:t>Werk voor opdrachtgevers</w:t>
+      </w:r>
+    </w:p>
+    <w:p>
+      <w:r>
+        <w:t xml:space="preserve">Nettoloon </w:t>
+      </w:r>
+      <w:r>
+        <w:t>met auteursrechten</w:t>
+      </w:r>
+    </w:p>
+    <w:p/>
+    <w:p>
+      <w:r>
+        <w:t>Zelf kan het niet, ookal zijn het jouw belastingen enzo</w:t>
+      </w:r>
+      <w:r>
+        <w:t>, je wilt in aanmerking komen</w:t>
+      </w:r>
+      <w:r>
+        <w:t>: doe te test online</w:t>
+      </w:r>
+    </w:p>
+    <w:p/>
+    <w:p>
+      <w:r>
+        <w:t>Niet per se alles komt in aanmerking</w:t>
+      </w:r>
+      <w:r>
+        <w:t xml:space="preserve"> voor minder belastingen te betalen, ze zijn daar vrij precies in, de voorwaarde om aan te voldoen zijn</w:t>
+      </w:r>
+      <w:r>
+        <w:t>, om auteursrechten te hebben</w:t>
+      </w:r>
+      <w:r>
+        <w:t>:</w:t>
+      </w:r>
+    </w:p>
+    <w:p>
+      <w:pPr>
+        <w:pStyle w:val="ListParagraph"/>
+        <w:numPr>
+          <w:ilvl w:val="0"/>
+          <w:numId w:val="1"/>
+        </w:numPr>
+      </w:pPr>
+      <w:r>
+        <w:t>1. Concreet: specifieke uitdrukking</w:t>
+      </w:r>
+    </w:p>
+    <w:p>
+      <w:pPr>
+        <w:pStyle w:val="ListParagraph"/>
+        <w:numPr>
+          <w:ilvl w:val="0"/>
+          <w:numId w:val="1"/>
+        </w:numPr>
+      </w:pPr>
+      <w:r>
+        <w:t>2. Origineel: als iemand anders het werk had gemaakt, was het dan hetzelfde?</w:t>
+      </w:r>
+    </w:p>
+    <w:p/>
+    <w:p>
+      <w:r>
+        <w:t>Schriftelijke afspraken</w:t>
+      </w:r>
+    </w:p>
+    <w:p>
+      <w:pPr>
+        <w:pStyle w:val="ListParagraph"/>
+        <w:numPr>
+          <w:ilvl w:val="0"/>
+          <w:numId w:val="1"/>
+        </w:numPr>
+      </w:pPr>
+      <w:r>
+        <w:t>Welke rechten krijgt je opdrachtgever?</w:t>
+      </w:r>
+    </w:p>
+    <w:p>
+      <w:pPr>
+        <w:pStyle w:val="ListParagraph"/>
+        <w:numPr>
+          <w:ilvl w:val="0"/>
+          <w:numId w:val="1"/>
+        </w:numPr>
+      </w:pPr>
+      <w:r>
+        <w:t>Welke verdeelsleutel pas je toe?</w:t>
+      </w:r>
+    </w:p>
+    <w:p>
+      <w:pPr>
+        <w:pStyle w:val="ListParagraph"/>
+      </w:pPr>
+      <w:r>
+        <w:t>Die afspraken moet je met elke opdrachtgever schriftelijk vastleggen.</w:t>
+      </w:r>
+    </w:p>
+    <w:p>
+      <w:pPr>
+        <w:pStyle w:val="ListParagraph"/>
+        <w:numPr>
+          <w:ilvl w:val="0"/>
+          <w:numId w:val="1"/>
+        </w:numPr>
+      </w:pPr>
+      <w:r>
+        <w:t>Alles vastgelegd in 1 raamovereenkomst met Creative Shelter + per opdracht met de eindklant</w:t>
+      </w:r>
+    </w:p>
+    <w:p/>
+    <w:p>
+      <w:r>
+        <w:t>Een correcte factuur opstellen</w:t>
+      </w:r>
+    </w:p>
+    <w:p>
+      <w:pPr>
+        <w:pStyle w:val="ListParagraph"/>
+        <w:numPr>
+          <w:ilvl w:val="0"/>
+          <w:numId w:val="1"/>
+        </w:numPr>
+      </w:pPr>
+      <w:r>
+        <w:t>Hoe vermeld je een auteursvergoeding correct op je factuur</w:t>
+      </w:r>
+    </w:p>
+    <w:p>
+      <w:pPr>
+        <w:pStyle w:val="ListParagraph"/>
+        <w:numPr>
+          <w:ilvl w:val="0"/>
+          <w:numId w:val="1"/>
+        </w:numPr>
+      </w:pPr>
+      <w:r>
+        <w:t>Welke btw-percentage pas je toe</w:t>
+      </w:r>
+      <w:r>
+        <w:t>?</w:t>
+      </w:r>
+    </w:p>
+    <w:p>
+      <w:pPr>
+        <w:pStyle w:val="ListParagraph"/>
+        <w:numPr>
+          <w:ilvl w:val="0"/>
+          <w:numId w:val="1"/>
+        </w:numPr>
+      </w:pPr>
+      <w:r>
+        <w:t>Hoeveel roerende voorheffing?</w:t>
+      </w:r>
+    </w:p>
+    <w:p>
+      <w:pPr>
+        <w:pStyle w:val="ListParagraph"/>
+        <w:numPr>
+          <w:ilvl w:val="0"/>
+          <w:numId w:val="1"/>
+        </w:numPr>
+      </w:pPr>
+      <w:r>
+        <w:t>Een fa</w:t>
+      </w:r>
+      <w:r>
+        <w:t>ct</w:t>
+      </w:r>
+      <w:r>
+        <w:t>uur opstellen met auteursrechten is niet zo eenvoudig</w:t>
+      </w:r>
+    </w:p>
+    <w:p>
+      <w:pPr>
+        <w:pStyle w:val="ListParagraph"/>
+        <w:numPr>
+          <w:ilvl w:val="0"/>
+          <w:numId w:val="1"/>
+        </w:numPr>
+      </w:pPr>
+      <w:r>
+        <w:t>Dat regelen we in jouw plaats</w:t>
+      </w:r>
+    </w:p>
+    <w:p/>
+    <w:p>
+      <w:r>
+        <w:t>Extra werk voor je opdrachtgevers</w:t>
+      </w:r>
+    </w:p>
+    <w:p>
+      <w:pPr>
+        <w:pStyle w:val="ListParagraph"/>
+        <w:numPr>
+          <w:ilvl w:val="0"/>
+          <w:numId w:val="1"/>
+        </w:numPr>
+      </w:pPr>
+      <w:r>
+        <w:t>Elke opdrachtgever waarvoor jij werkt, moet per f</w:t>
+      </w:r>
+      <w:r>
+        <w:t>actuur:</w:t>
+      </w:r>
+    </w:p>
+    <w:p>
+      <w:pPr>
+        <w:pStyle w:val="ListParagraph"/>
+        <w:numPr>
+          <w:ilvl w:val="1"/>
+          <w:numId w:val="1"/>
+        </w:numPr>
+      </w:pPr>
+      <w:r>
+        <w:t>Belasting inhouden</w:t>
+      </w:r>
+    </w:p>
+    <w:p>
+      <w:pPr>
+        <w:pStyle w:val="ListParagraph"/>
+        <w:numPr>
+          <w:ilvl w:val="1"/>
+          <w:numId w:val="1"/>
+        </w:numPr>
+      </w:pPr>
+      <w:r>
+        <w:t>Een aangifte doen</w:t>
+      </w:r>
+    </w:p>
+    <w:p>
+      <w:pPr>
+        <w:pStyle w:val="ListParagraph"/>
+        <w:numPr>
+          <w:ilvl w:val="1"/>
+          <w:numId w:val="1"/>
+        </w:numPr>
+      </w:pPr>
+      <w:r>
+        <w:t>Belasting doorstorten</w:t>
+      </w:r>
+    </w:p>
+    <w:p>
+      <w:pPr>
+        <w:pStyle w:val="ListParagraph"/>
+        <w:numPr>
+          <w:ilvl w:val="1"/>
+          <w:numId w:val="1"/>
+        </w:numPr>
+      </w:pPr>
+      <w:r>
+        <w:t>Fiche 281.45 opstellen</w:t>
+      </w:r>
+    </w:p>
+    <w:p>
+      <w:pPr>
+        <w:pStyle w:val="ListParagraph"/>
+        <w:numPr>
+          <w:ilvl w:val="1"/>
+          <w:numId w:val="1"/>
+        </w:numPr>
+      </w:pPr>
+      <w:r>
+        <w:t>Dat werk nemen wij van hen over</w:t>
+      </w:r>
+    </w:p>
+    <w:p>
+      <w:r>
+        <w:br/>
+        <w:t>Creative shelter is een tussenpartij die facturen helpt opmaken die je kan sturen naar de klant</w:t>
+      </w:r>
+      <w:r>
+        <w:t xml:space="preserve">, </w:t>
+      </w:r>
+      <w:r>
+        <w:t>de freelancer maakt een factuur op naar creative shelter, creative shelter stuurt die door naar de opdrachtgever</w:t>
+      </w:r>
+      <w:r>
+        <w:t>.</w:t>
+      </w:r>
+    </w:p>
+    <w:p>
+      <w:r>
+        <w:lastRenderedPageBreak/>
+        <w:t xml:space="preserve">Belangrijkste </w:t>
+      </w:r>
+      <w:r>
+        <w:t>gebaseerd</w:t>
+      </w:r>
+      <w:r>
+        <w:t xml:space="preserve"> op </w:t>
+      </w:r>
+      <w:r>
+        <w:t>quote</w:t>
+      </w:r>
+      <w:r>
+        <w:t xml:space="preserve">: nooit een uitleg, betekent geen idee wat te valkuilen en de resultaten daarvan zijn, </w:t>
+      </w:r>
+      <w:r>
+        <w:t xml:space="preserve">daarom goed informeren, </w:t>
+      </w:r>
+      <w:r>
+        <w:t xml:space="preserve">goed initiatief van de docent, </w:t>
+      </w:r>
+    </w:p>
+    <w:p/>
+    <w:p>
+      <w:r>
+        <w:t>Creative she</w:t>
+      </w:r>
+      <w:r>
+        <w:t>lt</w:t>
+      </w:r>
+      <w:r>
+        <w:t>er ontzorgt jou volledig.</w:t>
+      </w:r>
+    </w:p>
+    <w:p>
+      <w:pPr>
+        <w:pStyle w:val="ListParagraph"/>
+        <w:numPr>
+          <w:ilvl w:val="0"/>
+          <w:numId w:val="1"/>
+        </w:numPr>
+      </w:pPr>
+      <w:r>
+        <w:t>Wij het werk, jij de centen</w:t>
+      </w:r>
+    </w:p>
+    <w:p>
+      <w:pPr>
+        <w:pStyle w:val="ListParagraph"/>
+        <w:numPr>
+          <w:ilvl w:val="0"/>
+          <w:numId w:val="1"/>
+        </w:numPr>
+      </w:pPr>
+      <w:r>
+        <w:t>Je auteursrechten geregeld, zonder gedoe</w:t>
+      </w:r>
+    </w:p>
+    <w:p>
+      <w:pPr>
+        <w:pStyle w:val="ListParagraph"/>
+        <w:numPr>
+          <w:ilvl w:val="0"/>
+          <w:numId w:val="1"/>
+        </w:numPr>
+      </w:pPr>
+      <w:r>
+        <w:t>Inclusief handige facturatieplatform en topservice</w:t>
+      </w:r>
+      <w:r>
+        <w:t xml:space="preserve">               </w:t>
+      </w:r>
+    </w:p>
     <w:p/>
     <w:p>
       <w:pPr>
@@ -2071,6 +3819,7 @@
       </w:r>
     </w:p>
     <w:p/>
+    <w:p/>
     <w:p>
       <w:pPr>
         <w:pStyle w:val="Heading2"/>
@@ -2103,6 +3852,583 @@
         <w:t>Welk uitspraak/quote/inhoudelijk element is je het meest bijgebleven/geïnspireerd en waarom – Wat neem je hieruit mee naar de toekomst ?</w:t>
       </w:r>
     </w:p>
+    <w:p>
+      <w:r>
+        <w:t>Kunstmatige inspiratie: meesterwerk of mijnenveld?</w:t>
+      </w:r>
+    </w:p>
+    <w:p>
+      <w:pPr>
+        <w:pStyle w:val="ListParagraph"/>
+        <w:numPr>
+          <w:ilvl w:val="0"/>
+          <w:numId w:val="1"/>
+        </w:numPr>
+      </w:pPr>
+      <w:r>
+        <w:t>Kadering van AI en GenAI</w:t>
+      </w:r>
+    </w:p>
+    <w:p>
+      <w:pPr>
+        <w:pStyle w:val="ListParagraph"/>
+        <w:numPr>
+          <w:ilvl w:val="0"/>
+          <w:numId w:val="1"/>
+        </w:numPr>
+      </w:pPr>
+      <w:r>
+        <w:t>Wetgevend kader?</w:t>
+      </w:r>
+    </w:p>
+    <w:p>
+      <w:pPr>
+        <w:pStyle w:val="ListParagraph"/>
+        <w:numPr>
+          <w:ilvl w:val="0"/>
+          <w:numId w:val="1"/>
+        </w:numPr>
+      </w:pPr>
+      <w:r>
+        <w:t>Training van AI modellen met auteursrechtelijk beschermend materiaal</w:t>
+      </w:r>
+    </w:p>
+    <w:p>
+      <w:pPr>
+        <w:pStyle w:val="ListParagraph"/>
+        <w:numPr>
+          <w:ilvl w:val="0"/>
+          <w:numId w:val="1"/>
+        </w:numPr>
+      </w:pPr>
+      <w:r>
+        <w:t>Auteursrecht op de output van GenAI</w:t>
+      </w:r>
+    </w:p>
+    <w:p/>
+    <w:p>
+      <w:r>
+        <w:t>Wat is AI?</w:t>
+      </w:r>
+    </w:p>
+    <w:p>
+      <w:pPr>
+        <w:pStyle w:val="ListParagraph"/>
+        <w:numPr>
+          <w:ilvl w:val="0"/>
+          <w:numId w:val="1"/>
+        </w:numPr>
+      </w:pPr>
+      <w:r>
+        <w:t>Containerbegrip voor een groot aantal subdomeinen</w:t>
+      </w:r>
+    </w:p>
+    <w:p>
+      <w:pPr>
+        <w:pStyle w:val="ListParagraph"/>
+        <w:numPr>
+          <w:ilvl w:val="0"/>
+          <w:numId w:val="1"/>
+        </w:numPr>
+      </w:pPr>
+      <w:r>
+        <w:t>Al zijn intelligente systemen die zelfstandig taken kunnen uitvoeren in complexe omgevingen en eigen prestaties kunnen verbeteren door te leren van ervaringen</w:t>
+      </w:r>
+    </w:p>
+    <w:p/>
+    <w:p>
+      <w:r>
+        <w:t>Ver van mijn bed?</w:t>
+      </w:r>
+    </w:p>
+    <w:p>
+      <w:pPr>
+        <w:pStyle w:val="ListParagraph"/>
+        <w:numPr>
+          <w:ilvl w:val="0"/>
+          <w:numId w:val="1"/>
+        </w:numPr>
+      </w:pPr>
+      <w:r>
+        <w:t>Aanbevelingen door Netflix, YouTube, Spotify, etc.</w:t>
+      </w:r>
+    </w:p>
+    <w:p>
+      <w:pPr>
+        <w:pStyle w:val="ListParagraph"/>
+        <w:numPr>
+          <w:ilvl w:val="0"/>
+          <w:numId w:val="1"/>
+        </w:numPr>
+      </w:pPr>
+      <w:r>
+        <w:t>Spamfilter voor emails</w:t>
+      </w:r>
+    </w:p>
+    <w:p>
+      <w:pPr>
+        <w:pStyle w:val="ListParagraph"/>
+        <w:numPr>
+          <w:ilvl w:val="0"/>
+          <w:numId w:val="1"/>
+        </w:numPr>
+      </w:pPr>
+      <w:r>
+        <w:t>Automatische piloot</w:t>
+      </w:r>
+    </w:p>
+    <w:p>
+      <w:pPr>
+        <w:pStyle w:val="ListParagraph"/>
+        <w:numPr>
+          <w:ilvl w:val="0"/>
+          <w:numId w:val="1"/>
+        </w:numPr>
+      </w:pPr>
+      <w:r>
+        <w:t>Vertaling door Google Translate, DeepL etc.</w:t>
+      </w:r>
+    </w:p>
+    <w:p>
+      <w:pPr>
+        <w:pStyle w:val="ListParagraph"/>
+        <w:numPr>
+          <w:ilvl w:val="0"/>
+          <w:numId w:val="1"/>
+        </w:numPr>
+      </w:pPr>
+      <w:r>
+        <w:t>Beoordelen van longfoto’s, melanomen etc.</w:t>
+      </w:r>
+    </w:p>
+    <w:p/>
+    <w:p>
+      <w:r>
+        <w:t>Gebruik van AI om content te genereren</w:t>
+      </w:r>
+    </w:p>
+    <w:p>
+      <w:pPr>
+        <w:pStyle w:val="ListParagraph"/>
+        <w:numPr>
+          <w:ilvl w:val="0"/>
+          <w:numId w:val="1"/>
+        </w:numPr>
+      </w:pPr>
+      <w:r>
+        <w:t>Tekst</w:t>
+      </w:r>
+    </w:p>
+    <w:p>
+      <w:pPr>
+        <w:pStyle w:val="ListParagraph"/>
+        <w:numPr>
+          <w:ilvl w:val="0"/>
+          <w:numId w:val="1"/>
+        </w:numPr>
+      </w:pPr>
+      <w:r>
+        <w:t>Afbeelding</w:t>
+      </w:r>
+    </w:p>
+    <w:p>
+      <w:pPr>
+        <w:pStyle w:val="ListParagraph"/>
+        <w:numPr>
+          <w:ilvl w:val="0"/>
+          <w:numId w:val="1"/>
+        </w:numPr>
+      </w:pPr>
+      <w:r>
+        <w:t>Muziek</w:t>
+      </w:r>
+    </w:p>
+    <w:p>
+      <w:pPr>
+        <w:pStyle w:val="ListParagraph"/>
+        <w:numPr>
+          <w:ilvl w:val="0"/>
+          <w:numId w:val="1"/>
+        </w:numPr>
+      </w:pPr>
+      <w:r>
+        <w:lastRenderedPageBreak/>
+        <w:t>V</w:t>
+      </w:r>
+      <w:r>
+        <w:t>ideo</w:t>
+      </w:r>
+    </w:p>
+    <w:p/>
+    <w:p>
+      <w:r>
+        <w:t>Wetgevend kader</w:t>
+      </w:r>
+    </w:p>
+    <w:p>
+      <w:pPr>
+        <w:rPr>
+          <w:lang w:val="en-GB"/>
+        </w:rPr>
+      </w:pPr>
+      <w:r>
+        <w:rPr>
+          <w:lang w:val="en-GB"/>
+        </w:rPr>
+        <w:t>Legal theory of technology exc</w:t>
+      </w:r>
+      <w:r>
+        <w:rPr>
+          <w:lang w:val="en-GB"/>
+        </w:rPr>
+        <w:t>eptionalism:</w:t>
+      </w:r>
+    </w:p>
+    <w:p>
+      <w:pPr>
+        <w:pStyle w:val="ListParagraph"/>
+        <w:numPr>
+          <w:ilvl w:val="0"/>
+          <w:numId w:val="1"/>
+        </w:numPr>
+        <w:rPr>
+          <w:lang w:val="en-GB"/>
+        </w:rPr>
+      </w:pPr>
+      <w:r>
+        <w:rPr>
+          <w:lang w:val="en-GB"/>
+        </w:rPr>
+        <w:t>“Does a technological change im</w:t>
+      </w:r>
+      <w:r>
+        <w:rPr>
+          <w:lang w:val="en-GB"/>
+        </w:rPr>
+        <w:t>pacts social values to an extent that a dramatic legal change is required?”</w:t>
+      </w:r>
+    </w:p>
+    <w:p>
+      <w:pPr>
+        <w:rPr>
+          <w:lang w:val="en-GB"/>
+        </w:rPr>
+      </w:pPr>
+    </w:p>
+    <w:p>
+      <w:pPr>
+        <w:rPr>
+          <w:lang w:val="en-GB"/>
+        </w:rPr>
+      </w:pPr>
+      <w:r>
+        <w:rPr>
+          <w:lang w:val="en-GB"/>
+        </w:rPr>
+        <w:t xml:space="preserve">Intellectuele eigendom – </w:t>
+      </w:r>
+      <w:r>
+        <w:rPr>
+          <w:lang w:val="en-GB"/>
+        </w:rPr>
+        <w:t>auteurs Recht</w:t>
+      </w:r>
+    </w:p>
+    <w:p>
+      <w:pPr>
+        <w:pStyle w:val="ListParagraph"/>
+        <w:numPr>
+          <w:ilvl w:val="0"/>
+          <w:numId w:val="1"/>
+        </w:numPr>
+      </w:pPr>
+      <w:r>
+        <w:t>Kan het ai system i</w:t>
+      </w:r>
+      <w:r>
+        <w:t>ntellectuele rechten schenden?</w:t>
+      </w:r>
+    </w:p>
+    <w:p>
+      <w:pPr>
+        <w:pStyle w:val="ListParagraph"/>
+        <w:numPr>
+          <w:ilvl w:val="0"/>
+          <w:numId w:val="1"/>
+        </w:numPr>
+      </w:pPr>
+      <w:r>
+        <w:t xml:space="preserve">Kunnen AI </w:t>
+      </w:r>
+      <w:r>
+        <w:t>resultaten</w:t>
+      </w:r>
+      <w:r>
+        <w:t xml:space="preserve"> </w:t>
+      </w:r>
+      <w:r>
+        <w:t>beschermd</w:t>
+      </w:r>
+      <w:r>
+        <w:t xml:space="preserve"> worden door</w:t>
+      </w:r>
+      <w:r>
+        <w:t xml:space="preserve"> intellectuele eigendom?</w:t>
+      </w:r>
+    </w:p>
+    <w:p>
+      <w:pPr>
+        <w:pStyle w:val="ListParagraph"/>
+        <w:numPr>
+          <w:ilvl w:val="1"/>
+          <w:numId w:val="1"/>
+        </w:numPr>
+      </w:pPr>
+      <w:r>
+        <w:t>Wat zijn AI resultaten, en aan wie behoren ze?</w:t>
+      </w:r>
+    </w:p>
+    <w:p>
+      <w:pPr>
+        <w:pStyle w:val="ListParagraph"/>
+        <w:numPr>
+          <w:ilvl w:val="1"/>
+          <w:numId w:val="1"/>
+        </w:numPr>
+      </w:pPr>
+      <w:r>
+        <w:t>Bescherming onder auteursrecht?</w:t>
+      </w:r>
+    </w:p>
+    <w:p>
+      <w:r>
+        <w:br/>
+        <w:t>IE inbreuken door AI</w:t>
+      </w:r>
+    </w:p>
+    <w:p>
+      <w:pPr>
+        <w:pStyle w:val="ListParagraph"/>
+        <w:numPr>
+          <w:ilvl w:val="0"/>
+          <w:numId w:val="1"/>
+        </w:numPr>
+      </w:pPr>
+      <w:r>
+        <w:t>Inbreuk door het AI systeem zelf</w:t>
+      </w:r>
+    </w:p>
+    <w:p>
+      <w:pPr>
+        <w:pStyle w:val="ListParagraph"/>
+        <w:numPr>
+          <w:ilvl w:val="1"/>
+          <w:numId w:val="1"/>
+        </w:numPr>
+      </w:pPr>
+      <w:r>
+        <w:t>Wanneer training data gegevens omvat die door intellectuele eigendomsrechten beschermd zijn</w:t>
+      </w:r>
+    </w:p>
+    <w:p>
+      <w:pPr>
+        <w:pStyle w:val="ListParagraph"/>
+        <w:numPr>
+          <w:ilvl w:val="0"/>
+          <w:numId w:val="1"/>
+        </w:numPr>
+      </w:pPr>
+      <w:r>
+        <w:t>Inbreuk door AI resultaten</w:t>
+      </w:r>
+    </w:p>
+    <w:p>
+      <w:pPr>
+        <w:pStyle w:val="ListParagraph"/>
+        <w:numPr>
+          <w:ilvl w:val="1"/>
+          <w:numId w:val="1"/>
+        </w:numPr>
+      </w:pPr>
+      <w:r>
+        <w:t>Geen bescherming voor een “stijl” (“maak een song in de stijl van Taylor Swift”)</w:t>
+      </w:r>
+    </w:p>
+    <w:p>
+      <w:pPr>
+        <w:pStyle w:val="ListParagraph"/>
+        <w:numPr>
+          <w:ilvl w:val="1"/>
+          <w:numId w:val="1"/>
+        </w:numPr>
+      </w:pPr>
+      <w:r>
+        <w:t>Wel inbreuk als originele elementen van een beschermd werk terug te vinden zijn in het AI resultaat (copy/paste &gt; plagiaat)</w:t>
+      </w:r>
+    </w:p>
+    <w:p/>
+    <w:p>
+      <w:r>
+        <w:t xml:space="preserve">Leren vs </w:t>
+      </w:r>
+      <w:r>
+        <w:t>kopiëren</w:t>
+      </w:r>
+    </w:p>
+    <w:p>
+      <w:pPr>
+        <w:pStyle w:val="ListParagraph"/>
+        <w:numPr>
+          <w:ilvl w:val="0"/>
+          <w:numId w:val="1"/>
+        </w:numPr>
+      </w:pPr>
+      <w:r>
+        <w:t>Analogie: DJ mix</w:t>
+      </w:r>
+    </w:p>
+    <w:p>
+      <w:pPr>
+        <w:pStyle w:val="ListParagraph"/>
+        <w:numPr>
+          <w:ilvl w:val="0"/>
+          <w:numId w:val="1"/>
+        </w:numPr>
+      </w:pPr>
+      <w:r>
+        <w:t>Probleem: gebruik van content zonder toestemming kan een inbreuk zijn op auteursrecht</w:t>
+      </w:r>
+    </w:p>
+    <w:p>
+      <w:pPr>
+        <w:pStyle w:val="ListParagraph"/>
+        <w:numPr>
+          <w:ilvl w:val="0"/>
+          <w:numId w:val="1"/>
+        </w:numPr>
+      </w:pPr>
+      <w:r>
+        <w:t>Oplossingen:</w:t>
+      </w:r>
+    </w:p>
+    <w:p>
+      <w:pPr>
+        <w:pStyle w:val="ListParagraph"/>
+        <w:numPr>
+          <w:ilvl w:val="1"/>
+          <w:numId w:val="1"/>
+        </w:numPr>
+      </w:pPr>
+      <w:r>
+        <w:t>Licentie</w:t>
+      </w:r>
+    </w:p>
+    <w:p>
+      <w:pPr>
+        <w:pStyle w:val="ListParagraph"/>
+        <w:numPr>
+          <w:ilvl w:val="1"/>
+          <w:numId w:val="1"/>
+        </w:numPr>
+      </w:pPr>
+      <w:r>
+        <w:t>Fair Use doctrine</w:t>
+      </w:r>
+      <w:r>
+        <w:t>?</w:t>
+      </w:r>
+    </w:p>
+    <w:p/>
+    <w:p>
+      <w:r>
+        <w:t>AI resultaten: auteursrecht</w:t>
+      </w:r>
+    </w:p>
+    <w:p>
+      <w:pPr>
+        <w:pStyle w:val="ListParagraph"/>
+        <w:numPr>
+          <w:ilvl w:val="0"/>
+          <w:numId w:val="1"/>
+        </w:numPr>
+      </w:pPr>
+      <w:r>
+        <w:t>Werk</w:t>
+      </w:r>
+    </w:p>
+    <w:p>
+      <w:pPr>
+        <w:pStyle w:val="ListParagraph"/>
+        <w:numPr>
+          <w:ilvl w:val="1"/>
+          <w:numId w:val="1"/>
+        </w:numPr>
+      </w:pPr>
+      <w:r>
+        <w:t xml:space="preserve">Alle </w:t>
+      </w:r>
+      <w:r>
+        <w:t>voortbrengselen</w:t>
+      </w:r>
+      <w:r>
+        <w:t xml:space="preserve"> op het gebied van letterkunde, wetenschap en kunst, welke ook de wijze of de vorm van de uitdrukking zijn</w:t>
+      </w:r>
+    </w:p>
+    <w:p>
+      <w:pPr>
+        <w:pStyle w:val="ListParagraph"/>
+        <w:numPr>
+          <w:ilvl w:val="0"/>
+          <w:numId w:val="1"/>
+        </w:numPr>
+      </w:pPr>
+      <w:r>
+        <w:t>Uitdrukkingsvorm</w:t>
+      </w:r>
+    </w:p>
+    <w:p>
+      <w:pPr>
+        <w:pStyle w:val="ListParagraph"/>
+        <w:numPr>
+          <w:ilvl w:val="1"/>
+          <w:numId w:val="1"/>
+        </w:numPr>
+      </w:pPr>
+      <w:r>
+        <w:t xml:space="preserve">Waardoor het voorwerp van de auteursrechtelijke bescherming voldoende nauwkeurig en objectief kan worden </w:t>
+      </w:r>
+      <w:r>
+        <w:t>geïdentificeerd</w:t>
+      </w:r>
+    </w:p>
+    <w:p>
+      <w:pPr>
+        <w:pStyle w:val="ListParagraph"/>
+        <w:numPr>
+          <w:ilvl w:val="0"/>
+          <w:numId w:val="1"/>
+        </w:numPr>
+      </w:pPr>
+      <w:r>
+        <w:t>Oorspronkelijk</w:t>
+      </w:r>
+    </w:p>
+    <w:p>
+      <w:pPr>
+        <w:pStyle w:val="ListParagraph"/>
+        <w:numPr>
+          <w:ilvl w:val="1"/>
+          <w:numId w:val="1"/>
+        </w:numPr>
+      </w:pPr>
+      <w:r>
+        <w:lastRenderedPageBreak/>
+        <w:t>Een eigen intellectuele schepping van de auteur die een uitdrukking vormt van dienst persoonlijkheid</w:t>
+      </w:r>
+      <w:r>
+        <w:t>.</w:t>
+      </w:r>
+    </w:p>
     <w:p/>
     <w:p>
       <w:pPr>
@@ -2119,6 +4445,7 @@
         <w:t>Welke vraag wou je beantwoord zien in deze sessies (waarom je die sessie gekozen hebt) en wat is het antwoord hierop. Wat kan je gebruiken voor je verder professioneel leven ?</w:t>
       </w:r>
     </w:p>
+    <w:p/>
     <w:p/>
     <w:sectPr>
       <w:pgSz w:w="11906" w:h="16838"/>
@@ -2244,8 +4571,100 @@
       </w:rPr>
     </w:lvl>
   </w:abstractNum>
+  <w:abstractNum w:abstractNumId="1" w15:restartNumberingAfterBreak="0">
+    <w:nsid w:val="5A6B7CC4"/>
+    <w:multiLevelType w:val="hybridMultilevel"/>
+    <w:tmpl w:val="3CDAD07E"/>
+    <w:lvl w:ilvl="0" w:tplc="0813000F">
+      <w:start w:val="1"/>
+      <w:numFmt w:val="decimal"/>
+      <w:lvlText w:val="%1."/>
+      <w:lvlJc w:val="left"/>
+      <w:pPr>
+        <w:ind w:left="720" w:hanging="360"/>
+      </w:pPr>
+      <w:rPr>
+        <w:rFonts w:hint="default"/>
+      </w:rPr>
+    </w:lvl>
+    <w:lvl w:ilvl="1" w:tplc="08130019" w:tentative="1">
+      <w:start w:val="1"/>
+      <w:numFmt w:val="lowerLetter"/>
+      <w:lvlText w:val="%2."/>
+      <w:lvlJc w:val="left"/>
+      <w:pPr>
+        <w:ind w:left="1440" w:hanging="360"/>
+      </w:pPr>
+    </w:lvl>
+    <w:lvl w:ilvl="2" w:tplc="0813001B" w:tentative="1">
+      <w:start w:val="1"/>
+      <w:numFmt w:val="lowerRoman"/>
+      <w:lvlText w:val="%3."/>
+      <w:lvlJc w:val="right"/>
+      <w:pPr>
+        <w:ind w:left="2160" w:hanging="180"/>
+      </w:pPr>
+    </w:lvl>
+    <w:lvl w:ilvl="3" w:tplc="0813000F" w:tentative="1">
+      <w:start w:val="1"/>
+      <w:numFmt w:val="decimal"/>
+      <w:lvlText w:val="%4."/>
+      <w:lvlJc w:val="left"/>
+      <w:pPr>
+        <w:ind w:left="2880" w:hanging="360"/>
+      </w:pPr>
+    </w:lvl>
+    <w:lvl w:ilvl="4" w:tplc="08130019" w:tentative="1">
+      <w:start w:val="1"/>
+      <w:numFmt w:val="lowerLetter"/>
+      <w:lvlText w:val="%5."/>
+      <w:lvlJc w:val="left"/>
+      <w:pPr>
+        <w:ind w:left="3600" w:hanging="360"/>
+      </w:pPr>
+    </w:lvl>
+    <w:lvl w:ilvl="5" w:tplc="0813001B" w:tentative="1">
+      <w:start w:val="1"/>
+      <w:numFmt w:val="lowerRoman"/>
+      <w:lvlText w:val="%6."/>
+      <w:lvlJc w:val="right"/>
+      <w:pPr>
+        <w:ind w:left="4320" w:hanging="180"/>
+      </w:pPr>
+    </w:lvl>
+    <w:lvl w:ilvl="6" w:tplc="0813000F" w:tentative="1">
+      <w:start w:val="1"/>
+      <w:numFmt w:val="decimal"/>
+      <w:lvlText w:val="%7."/>
+      <w:lvlJc w:val="left"/>
+      <w:pPr>
+        <w:ind w:left="5040" w:hanging="360"/>
+      </w:pPr>
+    </w:lvl>
+    <w:lvl w:ilvl="7" w:tplc="08130019" w:tentative="1">
+      <w:start w:val="1"/>
+      <w:numFmt w:val="lowerLetter"/>
+      <w:lvlText w:val="%8."/>
+      <w:lvlJc w:val="left"/>
+      <w:pPr>
+        <w:ind w:left="5760" w:hanging="360"/>
+      </w:pPr>
+    </w:lvl>
+    <w:lvl w:ilvl="8" w:tplc="0813001B" w:tentative="1">
+      <w:start w:val="1"/>
+      <w:numFmt w:val="lowerRoman"/>
+      <w:lvlText w:val="%9."/>
+      <w:lvlJc w:val="right"/>
+      <w:pPr>
+        <w:ind w:left="6480" w:hanging="180"/>
+      </w:pPr>
+    </w:lvl>
+  </w:abstractNum>
   <w:num w:numId="1" w16cid:durableId="2113088132">
     <w:abstractNumId w:val="0"/>
+  </w:num>
+  <w:num w:numId="2" w16cid:durableId="1144155750">
+    <w:abstractNumId w:val="1"/>
   </w:num>
 </w:numbering>
 </file>
